--- a/documents/kit-formulaires-conventions-tvf/16-instruction-dossier/tvf-inst-01-fiche-dossier-client-et-demande.docx
+++ b/documents/kit-formulaires-conventions-tvf/16-instruction-dossier/tvf-inst-01-fiche-dossier-client-et-demande.docx
@@ -454,7 +454,7 @@
           <w:b w:val="0"/>
           <w:i w:val="0"/>
         </w:rPr>
-        <w:t>Zone dossier</w:t>
+        <w:t>1. Fiche d'ouverture</w:t>
       </w:r>
     </w:p>
     <w:tbl>
@@ -1244,6 +1244,311 @@
     </w:p>
     <w:p>
       <w:pPr>
+        <w:pStyle w:val="Heading1"/>
+        <w:spacing w:before="0" w:after="120" w:line="276" w:lineRule="auto"/>
+      </w:pPr>
+      <w:r>
+        <w:rPr>
+          <w:rFonts w:ascii="Calibri" w:hAnsi="Calibri"/>
+          <w:b w:val="0"/>
+          <w:i w:val="0"/>
+        </w:rPr>
+        <w:t>2. Recit de la demande</w:t>
+      </w:r>
+    </w:p>
+    <w:p>
+      <w:pPr>
+        <w:spacing w:before="0" w:after="120" w:line="276" w:lineRule="auto"/>
+      </w:pPr>
+      <w:r>
+        <w:rPr>
+          <w:rFonts w:ascii="Calibri" w:hAnsi="Calibri"/>
+          <w:b w:val="0"/>
+          <w:i w:val="0"/>
+        </w:rPr>
+        <w:t>Cette partie doit permettre a une personne qui decouvre le dossier de comprendre rapidement le sujet, le besoin, les contraintes et la suite attendue.</w:t>
+      </w:r>
+    </w:p>
+    <w:p>
+      <w:pPr>
+        <w:pStyle w:val="Heading2"/>
+        <w:spacing w:before="0" w:after="120" w:line="276" w:lineRule="auto"/>
+      </w:pPr>
+      <w:r>
+        <w:rPr>
+          <w:rFonts w:ascii="Calibri" w:hAnsi="Calibri"/>
+          <w:b w:val="0"/>
+          <w:i w:val="0"/>
+        </w:rPr>
+        <w:t>Resume clair de la demande</w:t>
+      </w:r>
+    </w:p>
+    <w:p>
+      <w:pPr>
+        <w:spacing w:before="0" w:after="40" w:line="276" w:lineRule="auto"/>
+      </w:pPr>
+      <w:r>
+        <w:rPr>
+          <w:rFonts w:ascii="Calibri" w:hAnsi="Calibri"/>
+          <w:b w:val="0"/>
+          <w:i w:val="0"/>
+        </w:rPr>
+        <w:t>________________________________________________________________________________</w:t>
+      </w:r>
+    </w:p>
+    <w:p>
+      <w:pPr>
+        <w:spacing w:before="0" w:after="40" w:line="276" w:lineRule="auto"/>
+      </w:pPr>
+      <w:r>
+        <w:rPr>
+          <w:rFonts w:ascii="Calibri" w:hAnsi="Calibri"/>
+          <w:b w:val="0"/>
+          <w:i w:val="0"/>
+        </w:rPr>
+        <w:t>________________________________________________________________________________</w:t>
+      </w:r>
+    </w:p>
+    <w:p>
+      <w:pPr>
+        <w:spacing w:before="0" w:after="40" w:line="276" w:lineRule="auto"/>
+      </w:pPr>
+      <w:r>
+        <w:rPr>
+          <w:rFonts w:ascii="Calibri" w:hAnsi="Calibri"/>
+          <w:b w:val="0"/>
+          <w:i w:val="0"/>
+        </w:rPr>
+        <w:t>________________________________________________________________________________</w:t>
+      </w:r>
+    </w:p>
+    <w:p>
+      <w:pPr>
+        <w:spacing w:before="0" w:after="40" w:line="276" w:lineRule="auto"/>
+      </w:pPr>
+      <w:r>
+        <w:rPr>
+          <w:rFonts w:ascii="Calibri" w:hAnsi="Calibri"/>
+          <w:b w:val="0"/>
+          <w:i w:val="0"/>
+        </w:rPr>
+        <w:t>________________________________________________________________________________</w:t>
+      </w:r>
+    </w:p>
+    <w:p>
+      <w:pPr>
+        <w:pStyle w:val="Heading2"/>
+        <w:spacing w:before="0" w:after="120" w:line="276" w:lineRule="auto"/>
+      </w:pPr>
+      <w:r>
+        <w:rPr>
+          <w:rFonts w:ascii="Calibri" w:hAnsi="Calibri"/>
+          <w:b w:val="0"/>
+          <w:i w:val="0"/>
+        </w:rPr>
+        <w:t>Contexte operationnel et territorial</w:t>
+      </w:r>
+    </w:p>
+    <w:p>
+      <w:pPr>
+        <w:spacing w:before="0" w:after="40" w:line="276" w:lineRule="auto"/>
+      </w:pPr>
+      <w:r>
+        <w:rPr>
+          <w:rFonts w:ascii="Calibri" w:hAnsi="Calibri"/>
+          <w:b w:val="0"/>
+          <w:i w:val="0"/>
+        </w:rPr>
+        <w:t>________________________________________________________________________________</w:t>
+      </w:r>
+    </w:p>
+    <w:p>
+      <w:pPr>
+        <w:spacing w:before="0" w:after="40" w:line="276" w:lineRule="auto"/>
+      </w:pPr>
+      <w:r>
+        <w:rPr>
+          <w:rFonts w:ascii="Calibri" w:hAnsi="Calibri"/>
+          <w:b w:val="0"/>
+          <w:i w:val="0"/>
+        </w:rPr>
+        <w:t>________________________________________________________________________________</w:t>
+      </w:r>
+    </w:p>
+    <w:p>
+      <w:pPr>
+        <w:spacing w:before="0" w:after="40" w:line="276" w:lineRule="auto"/>
+      </w:pPr>
+      <w:r>
+        <w:rPr>
+          <w:rFonts w:ascii="Calibri" w:hAnsi="Calibri"/>
+          <w:b w:val="0"/>
+          <w:i w:val="0"/>
+        </w:rPr>
+        <w:t>________________________________________________________________________________</w:t>
+      </w:r>
+    </w:p>
+    <w:p>
+      <w:pPr>
+        <w:spacing w:before="0" w:after="40" w:line="276" w:lineRule="auto"/>
+      </w:pPr>
+      <w:r>
+        <w:rPr>
+          <w:rFonts w:ascii="Calibri" w:hAnsi="Calibri"/>
+          <w:b w:val="0"/>
+          <w:i w:val="0"/>
+        </w:rPr>
+        <w:t>________________________________________________________________________________</w:t>
+      </w:r>
+    </w:p>
+    <w:p>
+      <w:pPr>
+        <w:pStyle w:val="Heading2"/>
+        <w:spacing w:before="0" w:after="120" w:line="276" w:lineRule="auto"/>
+      </w:pPr>
+      <w:r>
+        <w:rPr>
+          <w:rFonts w:ascii="Calibri" w:hAnsi="Calibri"/>
+          <w:b w:val="0"/>
+          <w:i w:val="0"/>
+        </w:rPr>
+        <w:t>Ce que TVF doit verifier, obtenir ou organiser</w:t>
+      </w:r>
+    </w:p>
+    <w:p>
+      <w:pPr>
+        <w:spacing w:before="0" w:after="40" w:line="276" w:lineRule="auto"/>
+      </w:pPr>
+      <w:r>
+        <w:rPr>
+          <w:rFonts w:ascii="Calibri" w:hAnsi="Calibri"/>
+          <w:b w:val="0"/>
+          <w:i w:val="0"/>
+        </w:rPr>
+        <w:t>________________________________________________________________________________</w:t>
+      </w:r>
+    </w:p>
+    <w:p>
+      <w:pPr>
+        <w:spacing w:before="0" w:after="40" w:line="276" w:lineRule="auto"/>
+      </w:pPr>
+      <w:r>
+        <w:rPr>
+          <w:rFonts w:ascii="Calibri" w:hAnsi="Calibri"/>
+          <w:b w:val="0"/>
+          <w:i w:val="0"/>
+        </w:rPr>
+        <w:t>________________________________________________________________________________</w:t>
+      </w:r>
+    </w:p>
+    <w:p>
+      <w:pPr>
+        <w:spacing w:before="0" w:after="40" w:line="276" w:lineRule="auto"/>
+      </w:pPr>
+      <w:r>
+        <w:rPr>
+          <w:rFonts w:ascii="Calibri" w:hAnsi="Calibri"/>
+          <w:b w:val="0"/>
+          <w:i w:val="0"/>
+        </w:rPr>
+        <w:t>________________________________________________________________________________</w:t>
+      </w:r>
+    </w:p>
+    <w:p>
+      <w:pPr>
+        <w:spacing w:before="0" w:after="40" w:line="276" w:lineRule="auto"/>
+      </w:pPr>
+      <w:r>
+        <w:rPr>
+          <w:rFonts w:ascii="Calibri" w:hAnsi="Calibri"/>
+          <w:b w:val="0"/>
+          <w:i w:val="0"/>
+        </w:rPr>
+        <w:t>________________________________________________________________________________</w:t>
+      </w:r>
+    </w:p>
+    <w:p>
+      <w:pPr>
+        <w:pStyle w:val="Heading2"/>
+        <w:spacing w:before="0" w:after="120" w:line="276" w:lineRule="auto"/>
+      </w:pPr>
+      <w:r>
+        <w:rPr>
+          <w:rFonts w:ascii="Calibri" w:hAnsi="Calibri"/>
+          <w:b w:val="0"/>
+          <w:i w:val="0"/>
+        </w:rPr>
+        <w:t>Historique des echanges et documents recus</w:t>
+      </w:r>
+    </w:p>
+    <w:p>
+      <w:pPr>
+        <w:spacing w:before="0" w:after="40" w:line="276" w:lineRule="auto"/>
+      </w:pPr>
+      <w:r>
+        <w:rPr>
+          <w:rFonts w:ascii="Calibri" w:hAnsi="Calibri"/>
+          <w:b w:val="0"/>
+          <w:i w:val="0"/>
+        </w:rPr>
+        <w:t>________________________________________________________________________________</w:t>
+      </w:r>
+    </w:p>
+    <w:p>
+      <w:pPr>
+        <w:spacing w:before="0" w:after="40" w:line="276" w:lineRule="auto"/>
+      </w:pPr>
+      <w:r>
+        <w:rPr>
+          <w:rFonts w:ascii="Calibri" w:hAnsi="Calibri"/>
+          <w:b w:val="0"/>
+          <w:i w:val="0"/>
+        </w:rPr>
+        <w:t>________________________________________________________________________________</w:t>
+      </w:r>
+    </w:p>
+    <w:p>
+      <w:pPr>
+        <w:spacing w:before="0" w:after="40" w:line="276" w:lineRule="auto"/>
+      </w:pPr>
+      <w:r>
+        <w:rPr>
+          <w:rFonts w:ascii="Calibri" w:hAnsi="Calibri"/>
+          <w:b w:val="0"/>
+          <w:i w:val="0"/>
+        </w:rPr>
+        <w:t>________________________________________________________________________________</w:t>
+      </w:r>
+    </w:p>
+    <w:p>
+      <w:pPr>
+        <w:spacing w:before="0" w:after="40" w:line="276" w:lineRule="auto"/>
+      </w:pPr>
+      <w:r>
+        <w:rPr>
+          <w:rFonts w:ascii="Calibri" w:hAnsi="Calibri"/>
+          <w:b w:val="0"/>
+          <w:i w:val="0"/>
+        </w:rPr>
+        <w:t>________________________________________________________________________________</w:t>
+      </w:r>
+    </w:p>
+    <w:p>
+      <w:pPr>
+        <w:pStyle w:val="Heading1"/>
+        <w:spacing w:before="0" w:after="120" w:line="276" w:lineRule="auto"/>
+      </w:pPr>
+      <w:r>
+        <w:rPr>
+          <w:rFonts w:ascii="Calibri" w:hAnsi="Calibri"/>
+          <w:b w:val="0"/>
+          <w:i w:val="0"/>
+        </w:rPr>
+        <w:t>3. Controle d'instruction</w:t>
+      </w:r>
+    </w:p>
+    <w:p>
+      <w:pPr>
         <w:spacing w:before="0" w:after="80" w:line="276" w:lineRule="auto"/>
       </w:pPr>
       <w:r>
@@ -1254,7 +1559,7 @@
           <w:color w:val="09223A"/>
           <w:sz w:val="21"/>
         </w:rPr>
-        <w:t>Controle d'instruction</w:t>
+        <w:t>Points a verifier</w:t>
       </w:r>
     </w:p>
     <w:tbl>
@@ -1994,6 +2299,357 @@
     </w:p>
     <w:p>
       <w:pPr>
+        <w:pStyle w:val="Heading1"/>
+        <w:spacing w:before="0" w:after="120" w:line="276" w:lineRule="auto"/>
+      </w:pPr>
+      <w:r>
+        <w:rPr>
+          <w:rFonts w:ascii="Calibri" w:hAnsi="Calibri"/>
+          <w:b w:val="0"/>
+          <w:i w:val="0"/>
+        </w:rPr>
+        <w:t>4. Analyse TVF</w:t>
+      </w:r>
+    </w:p>
+    <w:tbl>
+      <w:tblPr>
+        <w:tblW w:type="auto" w:w="0"/>
+        <w:jc w:val="center"/>
+        <w:tblLayout w:type="fixed"/>
+        <w:tblLook w:firstColumn="1" w:firstRow="1" w:lastColumn="0" w:lastRow="0" w:noHBand="0" w:noVBand="1" w:val="04A0"/>
+      </w:tblPr>
+      <w:tblGrid>
+        <w:gridCol w:w="4968"/>
+        <w:gridCol w:w="4968"/>
+      </w:tblGrid>
+      <w:tr>
+        <w:tc>
+          <w:tcPr>
+            <w:tcW w:type="dxa" w:w="2952"/>
+            <w:vAlign w:val="center"/>
+            <w:tcMar>
+              <w:top w:w="100" w:type="dxa"/>
+              <w:start w:w="140" w:type="dxa"/>
+              <w:bottom w:w="100" w:type="dxa"/>
+              <w:end w:w="140" w:type="dxa"/>
+            </w:tcMar>
+            <w:tcBorders>
+              <w:top w:val="single" w:sz="6" w:space="0" w:color="C8D2DC"/>
+              <w:left w:val="single" w:sz="6" w:space="0" w:color="C8D2DC"/>
+              <w:bottom w:val="single" w:sz="6" w:space="0" w:color="C8D2DC"/>
+              <w:right w:val="single" w:sz="6" w:space="0" w:color="C8D2DC"/>
+            </w:tcBorders>
+            <w:shd w:fill="E8EEF5"/>
+          </w:tcPr>
+          <w:p>
+            <w:r>
+              <w:rPr>
+                <w:rFonts w:ascii="Calibri" w:hAnsi="Calibri"/>
+                <w:b/>
+                <w:i w:val="0"/>
+                <w:color w:val="09223A"/>
+                <w:sz w:val="19"/>
+              </w:rPr>
+              <w:t>Parcours</w:t>
+            </w:r>
+          </w:p>
+        </w:tc>
+        <w:tc>
+          <w:tcPr>
+            <w:tcW w:type="dxa" w:w="6048"/>
+            <w:vAlign w:val="center"/>
+            <w:tcMar>
+              <w:top w:w="100" w:type="dxa"/>
+              <w:start w:w="140" w:type="dxa"/>
+              <w:bottom w:w="100" w:type="dxa"/>
+              <w:end w:w="140" w:type="dxa"/>
+            </w:tcMar>
+            <w:tcBorders>
+              <w:top w:val="single" w:sz="6" w:space="0" w:color="C8D2DC"/>
+              <w:left w:val="single" w:sz="6" w:space="0" w:color="C8D2DC"/>
+              <w:bottom w:val="single" w:sz="6" w:space="0" w:color="C8D2DC"/>
+              <w:right w:val="single" w:sz="6" w:space="0" w:color="C8D2DC"/>
+            </w:tcBorders>
+            <w:shd w:fill="FFFFFF"/>
+          </w:tcPr>
+          <w:p>
+            <w:r>
+              <w:rPr>
+                <w:rFonts w:ascii="Calibri" w:hAnsi="Calibri"/>
+                <w:b w:val="0"/>
+                <w:i w:val="0"/>
+                <w:color w:val="1E272E"/>
+                <w:sz w:val="19"/>
+              </w:rPr>
+              <w:t>[ ] Propriete / bien   [ ] Commerce   [ ] Materiaux   [ ] Stockage   [ ] Transport   [ ] Insertion   [ ] Financement   [ ] Autre</w:t>
+            </w:r>
+          </w:p>
+        </w:tc>
+      </w:tr>
+      <w:tr>
+        <w:tc>
+          <w:tcPr>
+            <w:tcW w:type="dxa" w:w="2952"/>
+            <w:vAlign w:val="center"/>
+            <w:tcMar>
+              <w:top w:w="100" w:type="dxa"/>
+              <w:start w:w="140" w:type="dxa"/>
+              <w:bottom w:w="100" w:type="dxa"/>
+              <w:end w:w="140" w:type="dxa"/>
+            </w:tcMar>
+            <w:tcBorders>
+              <w:top w:val="single" w:sz="6" w:space="0" w:color="C8D2DC"/>
+              <w:left w:val="single" w:sz="6" w:space="0" w:color="C8D2DC"/>
+              <w:bottom w:val="single" w:sz="6" w:space="0" w:color="C8D2DC"/>
+              <w:right w:val="single" w:sz="6" w:space="0" w:color="C8D2DC"/>
+            </w:tcBorders>
+            <w:shd w:fill="E8EEF5"/>
+          </w:tcPr>
+          <w:p>
+            <w:r>
+              <w:rPr>
+                <w:rFonts w:ascii="Calibri" w:hAnsi="Calibri"/>
+                <w:b/>
+                <w:i w:val="0"/>
+                <w:color w:val="09223A"/>
+                <w:sz w:val="19"/>
+              </w:rPr>
+              <w:t>Maturite</w:t>
+            </w:r>
+          </w:p>
+        </w:tc>
+        <w:tc>
+          <w:tcPr>
+            <w:tcW w:type="dxa" w:w="6048"/>
+            <w:vAlign w:val="center"/>
+            <w:tcMar>
+              <w:top w:w="100" w:type="dxa"/>
+              <w:start w:w="140" w:type="dxa"/>
+              <w:bottom w:w="100" w:type="dxa"/>
+              <w:end w:w="140" w:type="dxa"/>
+            </w:tcMar>
+            <w:tcBorders>
+              <w:top w:val="single" w:sz="6" w:space="0" w:color="C8D2DC"/>
+              <w:left w:val="single" w:sz="6" w:space="0" w:color="C8D2DC"/>
+              <w:bottom w:val="single" w:sz="6" w:space="0" w:color="C8D2DC"/>
+              <w:right w:val="single" w:sz="6" w:space="0" w:color="C8D2DC"/>
+            </w:tcBorders>
+            <w:shd w:fill="FFFFFF"/>
+          </w:tcPr>
+          <w:p>
+            <w:r>
+              <w:rPr>
+                <w:rFonts w:ascii="Calibri" w:hAnsi="Calibri"/>
+                <w:b w:val="0"/>
+                <w:i w:val="0"/>
+                <w:color w:val="1E272E"/>
+                <w:sz w:val="19"/>
+              </w:rPr>
+              <w:t>[ ] Premier contact   [ ] Pieces partielles   [ ] Dossier complet   [ ] Visite requise   [ ] Convention possible</w:t>
+            </w:r>
+          </w:p>
+        </w:tc>
+      </w:tr>
+      <w:tr>
+        <w:tc>
+          <w:tcPr>
+            <w:tcW w:type="dxa" w:w="2952"/>
+            <w:vAlign w:val="center"/>
+            <w:tcMar>
+              <w:top w:w="100" w:type="dxa"/>
+              <w:start w:w="140" w:type="dxa"/>
+              <w:bottom w:w="100" w:type="dxa"/>
+              <w:end w:w="140" w:type="dxa"/>
+            </w:tcMar>
+            <w:tcBorders>
+              <w:top w:val="single" w:sz="6" w:space="0" w:color="C8D2DC"/>
+              <w:left w:val="single" w:sz="6" w:space="0" w:color="C8D2DC"/>
+              <w:bottom w:val="single" w:sz="6" w:space="0" w:color="C8D2DC"/>
+              <w:right w:val="single" w:sz="6" w:space="0" w:color="C8D2DC"/>
+            </w:tcBorders>
+            <w:shd w:fill="E8EEF5"/>
+          </w:tcPr>
+          <w:p>
+            <w:r>
+              <w:rPr>
+                <w:rFonts w:ascii="Calibri" w:hAnsi="Calibri"/>
+                <w:b/>
+                <w:i w:val="0"/>
+                <w:color w:val="09223A"/>
+                <w:sz w:val="19"/>
+              </w:rPr>
+              <w:t>Blocage principal</w:t>
+            </w:r>
+          </w:p>
+        </w:tc>
+        <w:tc>
+          <w:tcPr>
+            <w:tcW w:type="dxa" w:w="6048"/>
+            <w:vAlign w:val="center"/>
+            <w:tcMar>
+              <w:top w:w="100" w:type="dxa"/>
+              <w:start w:w="140" w:type="dxa"/>
+              <w:bottom w:w="100" w:type="dxa"/>
+              <w:end w:w="140" w:type="dxa"/>
+            </w:tcMar>
+            <w:tcBorders>
+              <w:top w:val="single" w:sz="6" w:space="0" w:color="C8D2DC"/>
+              <w:left w:val="single" w:sz="6" w:space="0" w:color="C8D2DC"/>
+              <w:bottom w:val="single" w:sz="6" w:space="0" w:color="C8D2DC"/>
+              <w:right w:val="single" w:sz="6" w:space="0" w:color="C8D2DC"/>
+            </w:tcBorders>
+            <w:shd w:fill="FFFFFF"/>
+          </w:tcPr>
+          <w:p>
+            <w:r>
+              <w:rPr>
+                <w:rFonts w:ascii="Calibri" w:hAnsi="Calibri"/>
+                <w:b w:val="0"/>
+                <w:i w:val="0"/>
+                <w:color w:val="1E272E"/>
+                <w:sz w:val="19"/>
+              </w:rPr>
+              <w:t>[ ] Pieces   [ ] Autorisation   [ ] Budget   [ ] Assurance   [ ] Securite   [ ] Interlocuteur   [ ] Aucun</w:t>
+            </w:r>
+          </w:p>
+        </w:tc>
+      </w:tr>
+      <w:tr>
+        <w:tc>
+          <w:tcPr>
+            <w:tcW w:type="dxa" w:w="2952"/>
+            <w:vAlign w:val="center"/>
+            <w:tcMar>
+              <w:top w:w="100" w:type="dxa"/>
+              <w:start w:w="140" w:type="dxa"/>
+              <w:bottom w:w="100" w:type="dxa"/>
+              <w:end w:w="140" w:type="dxa"/>
+            </w:tcMar>
+            <w:tcBorders>
+              <w:top w:val="single" w:sz="6" w:space="0" w:color="C8D2DC"/>
+              <w:left w:val="single" w:sz="6" w:space="0" w:color="C8D2DC"/>
+              <w:bottom w:val="single" w:sz="6" w:space="0" w:color="C8D2DC"/>
+              <w:right w:val="single" w:sz="6" w:space="0" w:color="C8D2DC"/>
+            </w:tcBorders>
+            <w:shd w:fill="E8EEF5"/>
+          </w:tcPr>
+          <w:p>
+            <w:r>
+              <w:rPr>
+                <w:rFonts w:ascii="Calibri" w:hAnsi="Calibri"/>
+                <w:b/>
+                <w:i w:val="0"/>
+                <w:color w:val="09223A"/>
+                <w:sz w:val="19"/>
+              </w:rPr>
+              <w:t>Priorite TVF</w:t>
+            </w:r>
+          </w:p>
+        </w:tc>
+        <w:tc>
+          <w:tcPr>
+            <w:tcW w:type="dxa" w:w="6048"/>
+            <w:vAlign w:val="center"/>
+            <w:tcMar>
+              <w:top w:w="100" w:type="dxa"/>
+              <w:start w:w="140" w:type="dxa"/>
+              <w:bottom w:w="100" w:type="dxa"/>
+              <w:end w:w="140" w:type="dxa"/>
+            </w:tcMar>
+            <w:tcBorders>
+              <w:top w:val="single" w:sz="6" w:space="0" w:color="C8D2DC"/>
+              <w:left w:val="single" w:sz="6" w:space="0" w:color="C8D2DC"/>
+              <w:bottom w:val="single" w:sz="6" w:space="0" w:color="C8D2DC"/>
+              <w:right w:val="single" w:sz="6" w:space="0" w:color="C8D2DC"/>
+            </w:tcBorders>
+            <w:shd w:fill="FFFFFF"/>
+          </w:tcPr>
+          <w:p>
+            <w:r>
+              <w:rPr>
+                <w:rFonts w:ascii="Calibri" w:hAnsi="Calibri"/>
+                <w:b w:val="0"/>
+                <w:i w:val="0"/>
+                <w:color w:val="1E272E"/>
+                <w:sz w:val="19"/>
+              </w:rPr>
+              <w:t>[ ] Faible   [ ] Normale   [ ] Haute   [ ] Institutionnelle</w:t>
+            </w:r>
+          </w:p>
+        </w:tc>
+      </w:tr>
+      <w:tr>
+        <w:tc>
+          <w:tcPr>
+            <w:tcW w:type="dxa" w:w="2952"/>
+            <w:vAlign w:val="center"/>
+            <w:tcMar>
+              <w:top w:w="100" w:type="dxa"/>
+              <w:start w:w="140" w:type="dxa"/>
+              <w:bottom w:w="100" w:type="dxa"/>
+              <w:end w:w="140" w:type="dxa"/>
+            </w:tcMar>
+            <w:tcBorders>
+              <w:top w:val="single" w:sz="6" w:space="0" w:color="C8D2DC"/>
+              <w:left w:val="single" w:sz="6" w:space="0" w:color="C8D2DC"/>
+              <w:bottom w:val="single" w:sz="6" w:space="0" w:color="C8D2DC"/>
+              <w:right w:val="single" w:sz="6" w:space="0" w:color="C8D2DC"/>
+            </w:tcBorders>
+            <w:shd w:fill="E8EEF5"/>
+          </w:tcPr>
+          <w:p>
+            <w:r>
+              <w:rPr>
+                <w:rFonts w:ascii="Calibri" w:hAnsi="Calibri"/>
+                <w:b/>
+                <w:i w:val="0"/>
+                <w:color w:val="09223A"/>
+                <w:sz w:val="19"/>
+              </w:rPr>
+              <w:t>Decision proposee</w:t>
+            </w:r>
+          </w:p>
+        </w:tc>
+        <w:tc>
+          <w:tcPr>
+            <w:tcW w:type="dxa" w:w="6048"/>
+            <w:vAlign w:val="center"/>
+            <w:tcMar>
+              <w:top w:w="100" w:type="dxa"/>
+              <w:start w:w="140" w:type="dxa"/>
+              <w:bottom w:w="100" w:type="dxa"/>
+              <w:end w:w="140" w:type="dxa"/>
+            </w:tcMar>
+            <w:tcBorders>
+              <w:top w:val="single" w:sz="6" w:space="0" w:color="C8D2DC"/>
+              <w:left w:val="single" w:sz="6" w:space="0" w:color="C8D2DC"/>
+              <w:bottom w:val="single" w:sz="6" w:space="0" w:color="C8D2DC"/>
+              <w:right w:val="single" w:sz="6" w:space="0" w:color="C8D2DC"/>
+            </w:tcBorders>
+            <w:shd w:fill="FFFFFF"/>
+          </w:tcPr>
+          <w:p>
+            <w:r>
+              <w:rPr>
+                <w:rFonts w:ascii="Calibri" w:hAnsi="Calibri"/>
+                <w:b w:val="0"/>
+                <w:i w:val="0"/>
+                <w:color w:val="1E272E"/>
+                <w:sz w:val="19"/>
+              </w:rPr>
+              <w:t>____________________________________________________________</w:t>
+            </w:r>
+          </w:p>
+        </w:tc>
+      </w:tr>
+    </w:tbl>
+    <w:p>
+      <w:pPr>
+        <w:spacing w:before="0" w:after="60" w:line="276" w:lineRule="auto"/>
+      </w:pPr>
+    </w:p>
+    <w:p>
+      <w:pPr>
         <w:pStyle w:val="Heading2"/>
         <w:spacing w:before="0" w:after="120" w:line="276" w:lineRule="auto"/>
       </w:pPr>
@@ -2003,7 +2659,7 @@
           <w:b w:val="0"/>
           <w:i w:val="0"/>
         </w:rPr>
-        <w:t>Analyse, notes et elements a completer</w:t>
+        <w:t>Analyse, reserves et conditions de poursuite</w:t>
       </w:r>
     </w:p>
     <w:p>
@@ -2086,7 +2742,8 @@
     </w:p>
     <w:p>
       <w:pPr>
-        <w:spacing w:before="0" w:after="40" w:line="276" w:lineRule="auto"/>
+        <w:pStyle w:val="Heading1"/>
+        <w:spacing w:before="0" w:after="120" w:line="276" w:lineRule="auto"/>
       </w:pPr>
       <w:r>
         <w:rPr>
@@ -2094,7 +2751,7 @@
           <w:b w:val="0"/>
           <w:i w:val="0"/>
         </w:rPr>
-        <w:t>________________________________________________________________________________</w:t>
+        <w:t>5. Decision et suivi</w:t>
       </w:r>
     </w:p>
     <w:tbl>
@@ -2111,7 +2768,7 @@
       <w:tr>
         <w:tc>
           <w:tcPr>
-            <w:tcW w:type="dxa" w:w="2664"/>
+            <w:tcW w:type="dxa" w:w="2736"/>
             <w:vAlign w:val="center"/>
             <w:tcMar>
               <w:top w:w="100" w:type="dxa"/>
@@ -2142,7 +2799,7 @@
         </w:tc>
         <w:tc>
           <w:tcPr>
-            <w:tcW w:type="dxa" w:w="6336"/>
+            <w:tcW w:type="dxa" w:w="6264"/>
             <w:vAlign w:val="center"/>
             <w:tcMar>
               <w:top w:w="100" w:type="dxa"/>
@@ -2167,7 +2824,7 @@
                 <w:color w:val="1E272E"/>
                 <w:sz w:val="19"/>
               </w:rPr>
-              <w:t>[ ] Continuer   [ ] Demander pieces   [ ] Rendez-vous   [ ] Convention   [ ] Orienter   [ ] Classer</w:t>
+              <w:t>[ ] Continuer   [ ] Demander pieces   [ ] Rendez-vous   [ ] Visite   [ ] Convention   [ ] Orienter   [ ] Classer</w:t>
             </w:r>
           </w:p>
         </w:tc>
@@ -2175,7 +2832,7 @@
       <w:tr>
         <w:tc>
           <w:tcPr>
-            <w:tcW w:type="dxa" w:w="2664"/>
+            <w:tcW w:type="dxa" w:w="2736"/>
             <w:vAlign w:val="center"/>
             <w:tcMar>
               <w:top w:w="100" w:type="dxa"/>
@@ -2206,7 +2863,7 @@
         </w:tc>
         <w:tc>
           <w:tcPr>
-            <w:tcW w:type="dxa" w:w="6336"/>
+            <w:tcW w:type="dxa" w:w="6264"/>
             <w:vAlign w:val="center"/>
             <w:tcMar>
               <w:top w:w="100" w:type="dxa"/>
@@ -2239,7 +2896,7 @@
       <w:tr>
         <w:tc>
           <w:tcPr>
-            <w:tcW w:type="dxa" w:w="2664"/>
+            <w:tcW w:type="dxa" w:w="2736"/>
             <w:vAlign w:val="center"/>
             <w:tcMar>
               <w:top w:w="100" w:type="dxa"/>
@@ -2270,7 +2927,7 @@
         </w:tc>
         <w:tc>
           <w:tcPr>
-            <w:tcW w:type="dxa" w:w="6336"/>
+            <w:tcW w:type="dxa" w:w="6264"/>
             <w:vAlign w:val="center"/>
             <w:tcMar>
               <w:top w:w="100" w:type="dxa"/>
@@ -2303,7 +2960,7 @@
       <w:tr>
         <w:tc>
           <w:tcPr>
-            <w:tcW w:type="dxa" w:w="2664"/>
+            <w:tcW w:type="dxa" w:w="2736"/>
             <w:vAlign w:val="center"/>
             <w:tcMar>
               <w:top w:w="100" w:type="dxa"/>
@@ -2334,7 +2991,7 @@
         </w:tc>
         <w:tc>
           <w:tcPr>
-            <w:tcW w:type="dxa" w:w="6336"/>
+            <w:tcW w:type="dxa" w:w="6264"/>
             <w:vAlign w:val="center"/>
             <w:tcMar>
               <w:top w:w="100" w:type="dxa"/>
@@ -2360,6 +3017,70 @@
                 <w:sz w:val="19"/>
               </w:rPr>
               <w:t>____ / ____ / ______</w:t>
+            </w:r>
+          </w:p>
+        </w:tc>
+      </w:tr>
+      <w:tr>
+        <w:tc>
+          <w:tcPr>
+            <w:tcW w:type="dxa" w:w="2736"/>
+            <w:vAlign w:val="center"/>
+            <w:tcMar>
+              <w:top w:w="100" w:type="dxa"/>
+              <w:start w:w="140" w:type="dxa"/>
+              <w:bottom w:w="100" w:type="dxa"/>
+              <w:end w:w="140" w:type="dxa"/>
+            </w:tcMar>
+            <w:tcBorders>
+              <w:top w:val="single" w:sz="6" w:space="0" w:color="C8D2DC"/>
+              <w:left w:val="single" w:sz="6" w:space="0" w:color="C8D2DC"/>
+              <w:bottom w:val="single" w:sz="6" w:space="0" w:color="C8D2DC"/>
+              <w:right w:val="single" w:sz="6" w:space="0" w:color="C8D2DC"/>
+            </w:tcBorders>
+            <w:shd w:fill="E8EEF5"/>
+          </w:tcPr>
+          <w:p>
+            <w:r>
+              <w:rPr>
+                <w:rFonts w:ascii="Calibri" w:hAnsi="Calibri"/>
+                <w:b/>
+                <w:i w:val="0"/>
+                <w:color w:val="09223A"/>
+                <w:sz w:val="19"/>
+              </w:rPr>
+              <w:t>Document a envoyer</w:t>
+            </w:r>
+          </w:p>
+        </w:tc>
+        <w:tc>
+          <w:tcPr>
+            <w:tcW w:type="dxa" w:w="6264"/>
+            <w:vAlign w:val="center"/>
+            <w:tcMar>
+              <w:top w:w="100" w:type="dxa"/>
+              <w:start w:w="140" w:type="dxa"/>
+              <w:bottom w:w="100" w:type="dxa"/>
+              <w:end w:w="140" w:type="dxa"/>
+            </w:tcMar>
+            <w:tcBorders>
+              <w:top w:val="single" w:sz="6" w:space="0" w:color="C8D2DC"/>
+              <w:left w:val="single" w:sz="6" w:space="0" w:color="C8D2DC"/>
+              <w:bottom w:val="single" w:sz="6" w:space="0" w:color="C8D2DC"/>
+              <w:right w:val="single" w:sz="6" w:space="0" w:color="C8D2DC"/>
+            </w:tcBorders>
+            <w:shd w:fill="FFFFFF"/>
+          </w:tcPr>
+          <w:p>
+            <w:r>
+              <w:rPr>
+                <w:rFonts w:ascii="Calibri" w:hAnsi="Calibri"/>
+                <w:b w:val="0"/>
+                <w:i w:val="0"/>
+                <w:color w:val="1E272E"/>
+                <w:sz w:val="19"/>
+              </w:rPr>
+              <w:t>[ ] Courrier   [ ] Liste de pieces   [ ] Convention   [ ] Compte rendu   [ ] Aucun</w:t>
             </w:r>
           </w:p>
         </w:tc>

--- a/documents/kit-formulaires-conventions-tvf/16-instruction-dossier/tvf-inst-01-fiche-dossier-client-et-demande.docx
+++ b/documents/kit-formulaires-conventions-tvf/16-instruction-dossier/tvf-inst-01-fiche-dossier-client-et-demande.docx
@@ -375,7 +375,7 @@
                 <w:color w:val="1E272E"/>
                 <w:sz w:val="19"/>
               </w:rPr>
-              <w:t>contact@territoiresvivantsfrance.fr - 06 22 03 93 24</w:t>
+              <w:t>contact@territoiresvivantsfrance.fr - 04 65 81 54 69</w:t>
             </w:r>
           </w:p>
         </w:tc>
